--- a/research-program/artifacts/work-bundle/docx/Pension-Data.docx
+++ b/research-program/artifacts/work-bundle/docx/Pension-Data.docx
@@ -544,7 +544,7 @@
                   <w:rFonts w:ascii="Arial" w:hAnsi="Arial"/>
                   <w:sz w:val="22"/>
                 </w:rPr>
-                <w:t xml:space="preserve">one_pdf_pilot.py:282-498</w:t>
+                <w:t xml:space="preserve">one_pdf_pilot.py:282-505</w:t>
               </w:r>
             </w:hyperlink>
             <w:r>
@@ -910,7 +910,7 @@
           <w:rFonts w:ascii="Consolas" w:hAnsi="Consolas"/>
           <w:sz w:val="20"/>
         </w:rPr>
-        <w:t>.github/          CI and most agent automation; synced from a shared engineering-standards repository</w:t>
+        <w:t>.github/          CI and most agent automation; synced from stranske/Workflows</w:t>
       </w:r>
     </w:p>
     <w:p/>
@@ -976,7 +976,7 @@
             <w:rFonts w:ascii="Arial" w:hAnsi="Arial"/>
             <w:sz w:val="22"/>
           </w:rPr>
-          <w:t xml:space="preserve">one_pdf_pilot.py:282-498</w:t>
+          <w:t xml:space="preserve">one_pdf_pilot.py:282-505</w:t>
         </w:r>
       </w:hyperlink>
       <w:r>
@@ -3945,17 +3945,6 @@
         <w:t>Today, the safest operational use is a controlled document-to-artifact workflow, not the unfinished live dashboard or desktop application.</w:t>
       </w:r>
     </w:p>
-    <w:p>
-      <w:r>
-        <w:rPr>
-          <w:rFonts w:ascii="Arial" w:hAnsi="Arial"/>
-          <w:b w:val="0"/>
-          <w:i/>
-          <w:sz w:val="22"/>
-        </w:rPr>
-        <w:t>Evidence-checked against source repositories; verification metadata omitted from work bundle.</w:t>
-      </w:r>
-    </w:p>
     <w:sectPr>
       <w:pgSz w:w="12240" w:h="15840"/>
       <w:pgMar w:top="1296" w:right="1296" w:bottom="1296" w:left="1296" w:header="720" w:footer="720" w:gutter="0"/>
